--- a/public/labs/pmzi/pz-23/ЛР4_ПМЗІ_Шифр_Плейфера_Подвійний_квадрат.docx
+++ b/public/labs/pmzi/pz-23/ЛР4_ПМЗІ_Шифр_Плейфера_Подвійний_квадрат.docx
@@ -51,7 +51,7 @@
         <w:t xml:space="preserve"> </w:t>
       </w:r>
       <w:r>
-        <w:t xml:space="preserve">ПК з встановленим C++ компілятором (MSVC, MinGW або GCC); Середовище розробки (Visual Studio, VS Code).</w:t>
+        <w:t xml:space="preserve">ПК з компілятором або інтерпретатором мови програмування за вибором студента; Середовище розробки (Visual Studio, VS Code або інше).</w:t>
       </w:r>
     </w:p>
     <w:p>
@@ -1296,6 +1296,7 @@
           <w:p>
             <w:pPr>
               <w:pStyle w:val="Compact"/>
+              <w:spacing w:before="0" w:after="0" w:line="240" w:lineRule="auto"/>
             </w:pPr>
             <w:r>
               <w:t xml:space="preserve">Властивість</w:t>
@@ -1307,6 +1308,7 @@
           <w:p>
             <w:pPr>
               <w:pStyle w:val="Compact"/>
+              <w:spacing w:before="0" w:after="0" w:line="240" w:lineRule="auto"/>
             </w:pPr>
             <w:r>
               <w:t xml:space="preserve">Плейфер</w:t>
@@ -1318,6 +1320,7 @@
           <w:p>
             <w:pPr>
               <w:pStyle w:val="Compact"/>
+              <w:spacing w:before="0" w:after="0" w:line="240" w:lineRule="auto"/>
             </w:pPr>
             <w:r>
               <w:t xml:space="preserve">Подвійний квадрат</w:t>
@@ -1331,6 +1334,7 @@
           <w:p>
             <w:pPr>
               <w:pStyle w:val="Compact"/>
+              <w:spacing w:before="0" w:after="0" w:line="240" w:lineRule="auto"/>
             </w:pPr>
             <w:r>
               <w:t xml:space="preserve">Ключ</w:t>
@@ -1342,6 +1346,7 @@
           <w:p>
             <w:pPr>
               <w:pStyle w:val="Compact"/>
+              <w:spacing w:before="0" w:after="0" w:line="240" w:lineRule="auto"/>
             </w:pPr>
             <w:r>
               <w:t xml:space="preserve">одне ключове слово</w:t>
@@ -1353,6 +1358,7 @@
           <w:p>
             <w:pPr>
               <w:pStyle w:val="Compact"/>
+              <w:spacing w:before="0" w:after="0" w:line="240" w:lineRule="auto"/>
             </w:pPr>
             <w:r>
               <w:t xml:space="preserve">два ключові слова</w:t>
@@ -1366,6 +1372,7 @@
           <w:p>
             <w:pPr>
               <w:pStyle w:val="Compact"/>
+              <w:spacing w:before="0" w:after="0" w:line="240" w:lineRule="auto"/>
             </w:pPr>
             <w:r>
               <w:t xml:space="preserve">Обробка однакових літер у парі</w:t>
@@ -1377,6 +1384,7 @@
           <w:p>
             <w:pPr>
               <w:pStyle w:val="Compact"/>
+              <w:spacing w:before="0" w:after="0" w:line="240" w:lineRule="auto"/>
             </w:pPr>
             <w:r>
               <w:t xml:space="preserve">вставка X</w:t>
@@ -1388,6 +1396,7 @@
           <w:p>
             <w:pPr>
               <w:pStyle w:val="Compact"/>
+              <w:spacing w:before="0" w:after="0" w:line="240" w:lineRule="auto"/>
             </w:pPr>
             <w:r>
               <w:t xml:space="preserve">не потрібна</w:t>
@@ -1401,6 +1410,7 @@
           <w:p>
             <w:pPr>
               <w:pStyle w:val="Compact"/>
+              <w:spacing w:before="0" w:after="0" w:line="240" w:lineRule="auto"/>
             </w:pPr>
             <w:r>
               <w:t xml:space="preserve">Біграма може пройти незміненою</w:t>
@@ -1412,6 +1422,7 @@
           <w:p>
             <w:pPr>
               <w:pStyle w:val="Compact"/>
+              <w:spacing w:before="0" w:after="0" w:line="240" w:lineRule="auto"/>
             </w:pPr>
             <w:r>
               <w:t xml:space="preserve">ні</w:t>
@@ -1423,6 +1434,7 @@
           <w:p>
             <w:pPr>
               <w:pStyle w:val="Compact"/>
+              <w:spacing w:before="0" w:after="0" w:line="240" w:lineRule="auto"/>
             </w:pPr>
             <w:r>
               <w:t xml:space="preserve">так, коли стовпці збігаються (≈ 1/5 пар)</w:t>
@@ -1436,6 +1448,7 @@
           <w:p>
             <w:pPr>
               <w:pStyle w:val="Compact"/>
+              <w:spacing w:before="0" w:after="0" w:line="240" w:lineRule="auto"/>
             </w:pPr>
             <w:r>
               <w:t xml:space="preserve">Симетрія AB → XY, BA → YX</w:t>
@@ -1447,6 +1460,7 @@
           <w:p>
             <w:pPr>
               <w:pStyle w:val="Compact"/>
+              <w:spacing w:before="0" w:after="0" w:line="240" w:lineRule="auto"/>
             </w:pPr>
             <w:r>
               <w:t xml:space="preserve">є</w:t>
@@ -1458,6 +1472,7 @@
           <w:p>
             <w:pPr>
               <w:pStyle w:val="Compact"/>
+              <w:spacing w:before="0" w:after="0" w:line="240" w:lineRule="auto"/>
             </w:pPr>
             <w:r>
               <w:t xml:space="preserve">немає</w:t>
@@ -1471,6 +1486,7 @@
           <w:p>
             <w:pPr>
               <w:pStyle w:val="Compact"/>
+              <w:spacing w:before="0" w:after="0" w:line="240" w:lineRule="auto"/>
             </w:pPr>
             <w:r>
               <w:t xml:space="preserve">Що бачить криптоаналітик</w:t>
@@ -1482,6 +1498,7 @@
           <w:p>
             <w:pPr>
               <w:pStyle w:val="Compact"/>
+              <w:spacing w:before="0" w:after="0" w:line="240" w:lineRule="auto"/>
             </w:pPr>
             <w:r>
               <w:t xml:space="preserve">частоти біграм мови</w:t>
@@ -1493,6 +1510,7 @@
           <w:p>
             <w:pPr>
               <w:pStyle w:val="Compact"/>
+              <w:spacing w:before="0" w:after="0" w:line="240" w:lineRule="auto"/>
             </w:pPr>
             <w:r>
               <w:t xml:space="preserve">частоти біграм мови й фрагменти відкритого тексту</w:t>
@@ -4348,8 +4366,8 @@
       <w:tblPr>
         <w:tblStyle w:val="Table"/>
         <w:tblW w:type="dxa" w:w="9637"/>
+        <w:tblLayout w:type="fixed"/>
         <w:tblLook w:firstRow="1" w:lastRow="0" w:firstColumn="0" w:lastColumn="0" w:noHBand="0" w:noVBand="0" w:val="0020"/>
-        <w:tblLayout w:type="fixed"/>
       </w:tblPr>
       <w:tblGrid>
         <w:gridCol w:w="1927"/>
@@ -4367,6 +4385,7 @@
           <w:p>
             <w:pPr>
               <w:pStyle w:val="Compact"/>
+              <w:spacing w:before="0" w:after="0" w:line="240" w:lineRule="auto"/>
             </w:pPr>
             <w:r>
               <w:t xml:space="preserve">№</w:t>
@@ -4378,6 +4397,7 @@
           <w:p>
             <w:pPr>
               <w:pStyle w:val="Compact"/>
+              <w:spacing w:before="0" w:after="0" w:line="240" w:lineRule="auto"/>
             </w:pPr>
             <w:r>
               <w:t xml:space="preserve">Ключ Плейфера</w:t>
@@ -4389,6 +4409,7 @@
           <w:p>
             <w:pPr>
               <w:pStyle w:val="Compact"/>
+              <w:spacing w:before="0" w:after="0" w:line="240" w:lineRule="auto"/>
             </w:pPr>
             <w:r>
               <w:t xml:space="preserve">Ключ 1 (двокв.)</w:t>
@@ -4400,6 +4421,7 @@
           <w:p>
             <w:pPr>
               <w:pStyle w:val="Compact"/>
+              <w:spacing w:before="0" w:after="0" w:line="240" w:lineRule="auto"/>
             </w:pPr>
             <w:r>
               <w:t xml:space="preserve">Ключ 2 (двокв.)</w:t>
@@ -4411,6 +4433,7 @@
           <w:p>
             <w:pPr>
               <w:pStyle w:val="Compact"/>
+              <w:spacing w:before="0" w:after="0" w:line="240" w:lineRule="auto"/>
             </w:pPr>
             <w:r>
               <w:t xml:space="preserve">Текст</w:t>
@@ -4424,6 +4447,7 @@
           <w:p>
             <w:pPr>
               <w:pStyle w:val="Compact"/>
+              <w:spacing w:before="0" w:after="0" w:line="240" w:lineRule="auto"/>
             </w:pPr>
             <w:r>
               <w:t xml:space="preserve">1</w:t>
@@ -4435,6 +4459,7 @@
           <w:p>
             <w:pPr>
               <w:pStyle w:val="Compact"/>
+              <w:spacing w:before="0" w:after="0" w:line="240" w:lineRule="auto"/>
             </w:pPr>
             <w:r>
               <w:t xml:space="preserve">MONARCHY</w:t>
@@ -4446,6 +4471,7 @@
           <w:p>
             <w:pPr>
               <w:pStyle w:val="Compact"/>
+              <w:spacing w:before="0" w:after="0" w:line="240" w:lineRule="auto"/>
             </w:pPr>
             <w:r>
               <w:t xml:space="preserve">EXAMPLE</w:t>
@@ -4457,6 +4483,7 @@
           <w:p>
             <w:pPr>
               <w:pStyle w:val="Compact"/>
+              <w:spacing w:before="0" w:after="0" w:line="240" w:lineRule="auto"/>
             </w:pPr>
             <w:r>
               <w:t xml:space="preserve">KEYWORD</w:t>
@@ -4468,6 +4495,7 @@
           <w:p>
             <w:pPr>
               <w:pStyle w:val="Compact"/>
+              <w:spacing w:before="0" w:after="0" w:line="240" w:lineRule="auto"/>
             </w:pPr>
             <w:r>
               <w:t xml:space="preserve">ATTACK</w:t>
@@ -4481,6 +4509,7 @@
           <w:p>
             <w:pPr>
               <w:pStyle w:val="Compact"/>
+              <w:spacing w:before="0" w:after="0" w:line="240" w:lineRule="auto"/>
             </w:pPr>
             <w:r>
               <w:t xml:space="preserve">2</w:t>
@@ -4492,6 +4521,7 @@
           <w:p>
             <w:pPr>
               <w:pStyle w:val="Compact"/>
+              <w:spacing w:before="0" w:after="0" w:line="240" w:lineRule="auto"/>
             </w:pPr>
             <w:r>
               <w:t xml:space="preserve">PLAYFAIR</w:t>
@@ -4503,6 +4533,7 @@
           <w:p>
             <w:pPr>
               <w:pStyle w:val="Compact"/>
+              <w:spacing w:before="0" w:after="0" w:line="240" w:lineRule="auto"/>
             </w:pPr>
             <w:r>
               <w:t xml:space="preserve">CIPHER</w:t>
@@ -4514,6 +4545,7 @@
           <w:p>
             <w:pPr>
               <w:pStyle w:val="Compact"/>
+              <w:spacing w:before="0" w:after="0" w:line="240" w:lineRule="auto"/>
             </w:pPr>
             <w:r>
               <w:t xml:space="preserve">SECURE</w:t>
@@ -4525,6 +4557,7 @@
           <w:p>
             <w:pPr>
               <w:pStyle w:val="Compact"/>
+              <w:spacing w:before="0" w:after="0" w:line="240" w:lineRule="auto"/>
             </w:pPr>
             <w:r>
               <w:t xml:space="preserve">DEFEND</w:t>
@@ -4538,6 +4571,7 @@
           <w:p>
             <w:pPr>
               <w:pStyle w:val="Compact"/>
+              <w:spacing w:before="0" w:after="0" w:line="240" w:lineRule="auto"/>
             </w:pPr>
             <w:r>
               <w:t xml:space="preserve">3</w:t>
@@ -4549,6 +4583,7 @@
           <w:p>
             <w:pPr>
               <w:pStyle w:val="Compact"/>
+              <w:spacing w:before="0" w:after="0" w:line="240" w:lineRule="auto"/>
             </w:pPr>
             <w:r>
               <w:t xml:space="preserve">CIPHER</w:t>
@@ -4560,6 +4595,7 @@
           <w:p>
             <w:pPr>
               <w:pStyle w:val="Compact"/>
+              <w:spacing w:before="0" w:after="0" w:line="240" w:lineRule="auto"/>
             </w:pPr>
             <w:r>
               <w:t xml:space="preserve">ENCODE</w:t>
@@ -4571,6 +4607,7 @@
           <w:p>
             <w:pPr>
               <w:pStyle w:val="Compact"/>
+              <w:spacing w:before="0" w:after="0" w:line="240" w:lineRule="auto"/>
             </w:pPr>
             <w:r>
               <w:t xml:space="preserve">DECODE</w:t>
@@ -4582,6 +4619,7 @@
           <w:p>
             <w:pPr>
               <w:pStyle w:val="Compact"/>
+              <w:spacing w:before="0" w:after="0" w:line="240" w:lineRule="auto"/>
             </w:pPr>
             <w:r>
               <w:t xml:space="preserve">MISSION</w:t>
@@ -4595,6 +4633,7 @@
           <w:p>
             <w:pPr>
               <w:pStyle w:val="Compact"/>
+              <w:spacing w:before="0" w:after="0" w:line="240" w:lineRule="auto"/>
             </w:pPr>
             <w:r>
               <w:t xml:space="preserve">4</w:t>
@@ -4606,6 +4645,7 @@
           <w:p>
             <w:pPr>
               <w:pStyle w:val="Compact"/>
+              <w:spacing w:before="0" w:after="0" w:line="240" w:lineRule="auto"/>
             </w:pPr>
             <w:r>
               <w:t xml:space="preserve">SECURITY</w:t>
@@ -4617,6 +4657,7 @@
           <w:p>
             <w:pPr>
               <w:pStyle w:val="Compact"/>
+              <w:spacing w:before="0" w:after="0" w:line="240" w:lineRule="auto"/>
             </w:pPr>
             <w:r>
               <w:t xml:space="preserve">PROTECT</w:t>
@@ -4628,6 +4669,7 @@
           <w:p>
             <w:pPr>
               <w:pStyle w:val="Compact"/>
+              <w:spacing w:before="0" w:after="0" w:line="240" w:lineRule="auto"/>
             </w:pPr>
             <w:r>
               <w:t xml:space="preserve">SHIELD</w:t>
@@ -4639,6 +4681,7 @@
           <w:p>
             <w:pPr>
               <w:pStyle w:val="Compact"/>
+              <w:spacing w:before="0" w:after="0" w:line="240" w:lineRule="auto"/>
             </w:pPr>
             <w:r>
               <w:t xml:space="preserve">TARGET</w:t>
@@ -4652,6 +4695,7 @@
           <w:p>
             <w:pPr>
               <w:pStyle w:val="Compact"/>
+              <w:spacing w:before="0" w:after="0" w:line="240" w:lineRule="auto"/>
             </w:pPr>
             <w:r>
               <w:t xml:space="preserve">5</w:t>
@@ -4663,6 +4707,7 @@
           <w:p>
             <w:pPr>
               <w:pStyle w:val="Compact"/>
+              <w:spacing w:before="0" w:after="0" w:line="240" w:lineRule="auto"/>
             </w:pPr>
             <w:r>
               <w:t xml:space="preserve">CRYPTO</w:t>
@@ -4674,6 +4719,7 @@
           <w:p>
             <w:pPr>
               <w:pStyle w:val="Compact"/>
+              <w:spacing w:before="0" w:after="0" w:line="240" w:lineRule="auto"/>
             </w:pPr>
             <w:r>
               <w:t xml:space="preserve">HIDDEN</w:t>
@@ -4685,6 +4731,7 @@
           <w:p>
             <w:pPr>
               <w:pStyle w:val="Compact"/>
+              <w:spacing w:before="0" w:after="0" w:line="240" w:lineRule="auto"/>
             </w:pPr>
             <w:r>
               <w:t xml:space="preserve">COVERT</w:t>
@@ -4696,6 +4743,7 @@
           <w:p>
             <w:pPr>
               <w:pStyle w:val="Compact"/>
+              <w:spacing w:before="0" w:after="0" w:line="240" w:lineRule="auto"/>
             </w:pPr>
             <w:r>
               <w:t xml:space="preserve">SECRET</w:t>
@@ -4709,6 +4757,7 @@
           <w:p>
             <w:pPr>
               <w:pStyle w:val="Compact"/>
+              <w:spacing w:before="0" w:after="0" w:line="240" w:lineRule="auto"/>
             </w:pPr>
             <w:r>
               <w:t xml:space="preserve">6</w:t>
@@ -4720,6 +4769,7 @@
           <w:p>
             <w:pPr>
               <w:pStyle w:val="Compact"/>
+              <w:spacing w:before="0" w:after="0" w:line="240" w:lineRule="auto"/>
             </w:pPr>
             <w:r>
               <w:t xml:space="preserve">ENCODE</w:t>
@@ -4731,6 +4781,7 @@
           <w:p>
             <w:pPr>
               <w:pStyle w:val="Compact"/>
+              <w:spacing w:before="0" w:after="0" w:line="240" w:lineRule="auto"/>
             </w:pPr>
             <w:r>
               <w:t xml:space="preserve">STEALTH</w:t>
@@ -4742,6 +4793,7 @@
           <w:p>
             <w:pPr>
               <w:pStyle w:val="Compact"/>
+              <w:spacing w:before="0" w:after="0" w:line="240" w:lineRule="auto"/>
             </w:pPr>
             <w:r>
               <w:t xml:space="preserve">MASKED</w:t>
@@ -4753,6 +4805,7 @@
           <w:p>
             <w:pPr>
               <w:pStyle w:val="Compact"/>
+              <w:spacing w:before="0" w:after="0" w:line="240" w:lineRule="auto"/>
             </w:pPr>
             <w:r>
               <w:t xml:space="preserve">AGENT</w:t>
@@ -4766,6 +4819,7 @@
           <w:p>
             <w:pPr>
               <w:pStyle w:val="Compact"/>
+              <w:spacing w:before="0" w:after="0" w:line="240" w:lineRule="auto"/>
             </w:pPr>
             <w:r>
               <w:t xml:space="preserve">7</w:t>
@@ -4777,6 +4831,7 @@
           <w:p>
             <w:pPr>
               <w:pStyle w:val="Compact"/>
+              <w:spacing w:before="0" w:after="0" w:line="240" w:lineRule="auto"/>
             </w:pPr>
             <w:r>
               <w:t xml:space="preserve">DECODE</w:t>
@@ -4788,6 +4843,7 @@
           <w:p>
             <w:pPr>
               <w:pStyle w:val="Compact"/>
+              <w:spacing w:before="0" w:after="0" w:line="240" w:lineRule="auto"/>
             </w:pPr>
             <w:r>
               <w:t xml:space="preserve">PUZZLE</w:t>
@@ -4799,6 +4855,7 @@
           <w:p>
             <w:pPr>
               <w:pStyle w:val="Compact"/>
+              <w:spacing w:before="0" w:after="0" w:line="240" w:lineRule="auto"/>
             </w:pPr>
             <w:r>
               <w:t xml:space="preserve">ENIGMA</w:t>
@@ -4810,6 +4867,7 @@
           <w:p>
             <w:pPr>
               <w:pStyle w:val="Compact"/>
+              <w:spacing w:before="0" w:after="0" w:line="240" w:lineRule="auto"/>
             </w:pPr>
             <w:r>
               <w:t xml:space="preserve">RENDEZVOUS</w:t>
@@ -4823,6 +4881,7 @@
           <w:p>
             <w:pPr>
               <w:pStyle w:val="Compact"/>
+              <w:spacing w:before="0" w:after="0" w:line="240" w:lineRule="auto"/>
             </w:pPr>
             <w:r>
               <w:t xml:space="preserve">8</w:t>
@@ -4834,6 +4893,7 @@
           <w:p>
             <w:pPr>
               <w:pStyle w:val="Compact"/>
+              <w:spacing w:before="0" w:after="0" w:line="240" w:lineRule="auto"/>
             </w:pPr>
             <w:r>
               <w:t xml:space="preserve">PROTECT</w:t>
@@ -4845,6 +4905,7 @@
           <w:p>
             <w:pPr>
               <w:pStyle w:val="Compact"/>
+              <w:spacing w:before="0" w:after="0" w:line="240" w:lineRule="auto"/>
             </w:pPr>
             <w:r>
               <w:t xml:space="preserve">MYSTERY</w:t>
@@ -4856,6 +4917,7 @@
           <w:p>
             <w:pPr>
               <w:pStyle w:val="Compact"/>
+              <w:spacing w:before="0" w:after="0" w:line="240" w:lineRule="auto"/>
             </w:pPr>
             <w:r>
               <w:t xml:space="preserve">RIDDLE</w:t>
@@ -4867,6 +4929,7 @@
           <w:p>
             <w:pPr>
               <w:pStyle w:val="Compact"/>
+              <w:spacing w:before="0" w:after="0" w:line="240" w:lineRule="auto"/>
             </w:pPr>
             <w:r>
               <w:t xml:space="preserve">CONTACT</w:t>
@@ -4880,6 +4943,7 @@
           <w:p>
             <w:pPr>
               <w:pStyle w:val="Compact"/>
+              <w:spacing w:before="0" w:after="0" w:line="240" w:lineRule="auto"/>
             </w:pPr>
             <w:r>
               <w:t xml:space="preserve">9</w:t>
@@ -4891,6 +4955,7 @@
           <w:p>
             <w:pPr>
               <w:pStyle w:val="Compact"/>
+              <w:spacing w:before="0" w:after="0" w:line="240" w:lineRule="auto"/>
             </w:pPr>
             <w:r>
               <w:t xml:space="preserve">DEFEND</w:t>
@@ -4902,6 +4967,7 @@
           <w:p>
             <w:pPr>
               <w:pStyle w:val="Compact"/>
+              <w:spacing w:before="0" w:after="0" w:line="240" w:lineRule="auto"/>
             </w:pPr>
             <w:r>
               <w:t xml:space="preserve">SHADOW</w:t>
@@ -4913,6 +4979,7 @@
           <w:p>
             <w:pPr>
               <w:pStyle w:val="Compact"/>
+              <w:spacing w:before="0" w:after="0" w:line="240" w:lineRule="auto"/>
             </w:pPr>
             <w:r>
               <w:t xml:space="preserve">PHANTOM</w:t>
@@ -4924,6 +4991,7 @@
           <w:p>
             <w:pPr>
               <w:pStyle w:val="Compact"/>
+              <w:spacing w:before="0" w:after="0" w:line="240" w:lineRule="auto"/>
             </w:pPr>
             <w:r>
               <w:t xml:space="preserve">REPORT</w:t>
@@ -4937,6 +5005,7 @@
           <w:p>
             <w:pPr>
               <w:pStyle w:val="Compact"/>
+              <w:spacing w:before="0" w:after="0" w:line="240" w:lineRule="auto"/>
             </w:pPr>
             <w:r>
               <w:t xml:space="preserve">10</w:t>
@@ -4948,6 +5017,7 @@
           <w:p>
             <w:pPr>
               <w:pStyle w:val="Compact"/>
+              <w:spacing w:before="0" w:after="0" w:line="240" w:lineRule="auto"/>
             </w:pPr>
             <w:r>
               <w:t xml:space="preserve">SHIELD</w:t>
@@ -4959,6 +5029,7 @@
           <w:p>
             <w:pPr>
               <w:pStyle w:val="Compact"/>
+              <w:spacing w:before="0" w:after="0" w:line="240" w:lineRule="auto"/>
             </w:pPr>
             <w:r>
               <w:t xml:space="preserve">GHOST</w:t>
@@ -4970,6 +5041,7 @@
           <w:p>
             <w:pPr>
               <w:pStyle w:val="Compact"/>
+              <w:spacing w:before="0" w:after="0" w:line="240" w:lineRule="auto"/>
             </w:pPr>
             <w:r>
               <w:t xml:space="preserve">SPIRIT</w:t>
@@ -4981,6 +5053,7 @@
           <w:p>
             <w:pPr>
               <w:pStyle w:val="Compact"/>
+              <w:spacing w:before="0" w:after="0" w:line="240" w:lineRule="auto"/>
             </w:pPr>
             <w:r>
               <w:t xml:space="preserve">RETREAT</w:t>
@@ -4994,6 +5067,7 @@
           <w:p>
             <w:pPr>
               <w:pStyle w:val="Compact"/>
+              <w:spacing w:before="0" w:after="0" w:line="240" w:lineRule="auto"/>
             </w:pPr>
             <w:r>
               <w:t xml:space="preserve">11</w:t>
@@ -5005,6 +5079,7 @@
           <w:p>
             <w:pPr>
               <w:pStyle w:val="Compact"/>
+              <w:spacing w:before="0" w:after="0" w:line="240" w:lineRule="auto"/>
             </w:pPr>
             <w:r>
               <w:t xml:space="preserve">GUARD</w:t>
@@ -5016,6 +5091,7 @@
           <w:p>
             <w:pPr>
               <w:pStyle w:val="Compact"/>
+              <w:spacing w:before="0" w:after="0" w:line="240" w:lineRule="auto"/>
             </w:pPr>
             <w:r>
               <w:t xml:space="preserve">SILENT</w:t>
@@ -5027,6 +5103,7 @@
           <w:p>
             <w:pPr>
               <w:pStyle w:val="Compact"/>
+              <w:spacing w:before="0" w:after="0" w:line="240" w:lineRule="auto"/>
             </w:pPr>
             <w:r>
               <w:t xml:space="preserve">WHISPER</w:t>
@@ -5038,6 +5115,7 @@
           <w:p>
             <w:pPr>
               <w:pStyle w:val="Compact"/>
+              <w:spacing w:before="0" w:after="0" w:line="240" w:lineRule="auto"/>
             </w:pPr>
             <w:r>
               <w:t xml:space="preserve">ADVANCE</w:t>
@@ -5051,6 +5129,7 @@
           <w:p>
             <w:pPr>
               <w:pStyle w:val="Compact"/>
+              <w:spacing w:before="0" w:after="0" w:line="240" w:lineRule="auto"/>
             </w:pPr>
             <w:r>
               <w:t xml:space="preserve">12</w:t>
@@ -5062,6 +5141,7 @@
           <w:p>
             <w:pPr>
               <w:pStyle w:val="Compact"/>
+              <w:spacing w:before="0" w:after="0" w:line="240" w:lineRule="auto"/>
             </w:pPr>
             <w:r>
               <w:t xml:space="preserve">SECURE</w:t>
@@ -5073,6 +5153,7 @@
           <w:p>
             <w:pPr>
               <w:pStyle w:val="Compact"/>
+              <w:spacing w:before="0" w:after="0" w:line="240" w:lineRule="auto"/>
             </w:pPr>
             <w:r>
               <w:t xml:space="preserve">NIGHT</w:t>
@@ -5084,6 +5165,7 @@
           <w:p>
             <w:pPr>
               <w:pStyle w:val="Compact"/>
+              <w:spacing w:before="0" w:after="0" w:line="240" w:lineRule="auto"/>
             </w:pPr>
             <w:r>
               <w:t xml:space="preserve">DAWN</w:t>
@@ -5095,6 +5177,7 @@
           <w:p>
             <w:pPr>
               <w:pStyle w:val="Compact"/>
+              <w:spacing w:before="0" w:after="0" w:line="240" w:lineRule="auto"/>
             </w:pPr>
             <w:r>
               <w:t xml:space="preserve">CONFIRM</w:t>
@@ -5108,6 +5191,7 @@
           <w:p>
             <w:pPr>
               <w:pStyle w:val="Compact"/>
+              <w:spacing w:before="0" w:after="0" w:line="240" w:lineRule="auto"/>
             </w:pPr>
             <w:r>
               <w:t xml:space="preserve">13</w:t>
@@ -5119,6 +5203,7 @@
           <w:p>
             <w:pPr>
               <w:pStyle w:val="Compact"/>
+              <w:spacing w:before="0" w:after="0" w:line="240" w:lineRule="auto"/>
             </w:pPr>
             <w:r>
               <w:t xml:space="preserve">PRIVATE</w:t>
@@ -5130,6 +5215,7 @@
           <w:p>
             <w:pPr>
               <w:pStyle w:val="Compact"/>
+              <w:spacing w:before="0" w:after="0" w:line="240" w:lineRule="auto"/>
             </w:pPr>
             <w:r>
               <w:t xml:space="preserve">EAGLE</w:t>
@@ -5141,6 +5227,7 @@
           <w:p>
             <w:pPr>
               <w:pStyle w:val="Compact"/>
+              <w:spacing w:before="0" w:after="0" w:line="240" w:lineRule="auto"/>
             </w:pPr>
             <w:r>
               <w:t xml:space="preserve">FALCON</w:t>
@@ -5152,6 +5239,7 @@
           <w:p>
             <w:pPr>
               <w:pStyle w:val="Compact"/>
+              <w:spacing w:before="0" w:after="0" w:line="240" w:lineRule="auto"/>
             </w:pPr>
             <w:r>
               <w:t xml:space="preserve">EXECUTE</w:t>
@@ -5165,6 +5253,7 @@
           <w:p>
             <w:pPr>
               <w:pStyle w:val="Compact"/>
+              <w:spacing w:before="0" w:after="0" w:line="240" w:lineRule="auto"/>
             </w:pPr>
             <w:r>
               <w:t xml:space="preserve">14</w:t>
@@ -5176,6 +5265,7 @@
           <w:p>
             <w:pPr>
               <w:pStyle w:val="Compact"/>
+              <w:spacing w:before="0" w:after="0" w:line="240" w:lineRule="auto"/>
             </w:pPr>
             <w:r>
               <w:t xml:space="preserve">HIDDEN</w:t>
@@ -5187,6 +5277,7 @@
           <w:p>
             <w:pPr>
               <w:pStyle w:val="Compact"/>
+              <w:spacing w:before="0" w:after="0" w:line="240" w:lineRule="auto"/>
             </w:pPr>
             <w:r>
               <w:t xml:space="preserve">TIGER</w:t>
@@ -5198,6 +5289,7 @@
           <w:p>
             <w:pPr>
               <w:pStyle w:val="Compact"/>
+              <w:spacing w:before="0" w:after="0" w:line="240" w:lineRule="auto"/>
             </w:pPr>
             <w:r>
               <w:t xml:space="preserve">LION</w:t>
@@ -5209,6 +5301,7 @@
           <w:p>
             <w:pPr>
               <w:pStyle w:val="Compact"/>
+              <w:spacing w:before="0" w:after="0" w:line="240" w:lineRule="auto"/>
             </w:pPr>
             <w:r>
               <w:t xml:space="preserve">PREPARE</w:t>
@@ -5222,6 +5315,7 @@
           <w:p>
             <w:pPr>
               <w:pStyle w:val="Compact"/>
+              <w:spacing w:before="0" w:after="0" w:line="240" w:lineRule="auto"/>
             </w:pPr>
             <w:r>
               <w:t xml:space="preserve">15</w:t>
@@ -5233,6 +5327,7 @@
           <w:p>
             <w:pPr>
               <w:pStyle w:val="Compact"/>
+              <w:spacing w:before="0" w:after="0" w:line="240" w:lineRule="auto"/>
             </w:pPr>
             <w:r>
               <w:t xml:space="preserve">COVERT</w:t>
@@ -5244,6 +5339,7 @@
           <w:p>
             <w:pPr>
               <w:pStyle w:val="Compact"/>
+              <w:spacing w:before="0" w:after="0" w:line="240" w:lineRule="auto"/>
             </w:pPr>
             <w:r>
               <w:t xml:space="preserve">STORM</w:t>
@@ -5255,6 +5351,7 @@
           <w:p>
             <w:pPr>
               <w:pStyle w:val="Compact"/>
+              <w:spacing w:before="0" w:after="0" w:line="240" w:lineRule="auto"/>
             </w:pPr>
             <w:r>
               <w:t xml:space="preserve">THUNDER</w:t>
@@ -5266,6 +5363,7 @@
           <w:p>
             <w:pPr>
               <w:pStyle w:val="Compact"/>
+              <w:spacing w:before="0" w:after="0" w:line="240" w:lineRule="auto"/>
             </w:pPr>
             <w:r>
               <w:t xml:space="preserve">COMPLETE</w:t>
@@ -5279,6 +5377,7 @@
           <w:p>
             <w:pPr>
               <w:pStyle w:val="Compact"/>
+              <w:spacing w:before="0" w:after="0" w:line="240" w:lineRule="auto"/>
             </w:pPr>
             <w:r>
               <w:t xml:space="preserve">16</w:t>
@@ -5290,6 +5389,7 @@
           <w:p>
             <w:pPr>
               <w:pStyle w:val="Compact"/>
+              <w:spacing w:before="0" w:after="0" w:line="240" w:lineRule="auto"/>
             </w:pPr>
             <w:r>
               <w:t xml:space="preserve">STEALTH</w:t>
@@ -5301,6 +5401,7 @@
           <w:p>
             <w:pPr>
               <w:pStyle w:val="Compact"/>
+              <w:spacing w:before="0" w:after="0" w:line="240" w:lineRule="auto"/>
             </w:pPr>
             <w:r>
               <w:t xml:space="preserve">OCEAN</w:t>
@@ -5312,6 +5413,7 @@
           <w:p>
             <w:pPr>
               <w:pStyle w:val="Compact"/>
+              <w:spacing w:before="0" w:after="0" w:line="240" w:lineRule="auto"/>
             </w:pPr>
             <w:r>
               <w:t xml:space="preserve">RIVER</w:t>
@@ -5323,6 +5425,7 @@
           <w:p>
             <w:pPr>
               <w:pStyle w:val="Compact"/>
+              <w:spacing w:before="0" w:after="0" w:line="240" w:lineRule="auto"/>
             </w:pPr>
             <w:r>
               <w:t xml:space="preserve">ABORT</w:t>
@@ -5336,6 +5439,7 @@
           <w:p>
             <w:pPr>
               <w:pStyle w:val="Compact"/>
+              <w:spacing w:before="0" w:after="0" w:line="240" w:lineRule="auto"/>
             </w:pPr>
             <w:r>
               <w:t xml:space="preserve">17</w:t>
@@ -5347,6 +5451,7 @@
           <w:p>
             <w:pPr>
               <w:pStyle w:val="Compact"/>
+              <w:spacing w:before="0" w:after="0" w:line="240" w:lineRule="auto"/>
             </w:pPr>
             <w:r>
               <w:t xml:space="preserve">MASKED</w:t>
@@ -5358,6 +5463,7 @@
           <w:p>
             <w:pPr>
               <w:pStyle w:val="Compact"/>
+              <w:spacing w:before="0" w:after="0" w:line="240" w:lineRule="auto"/>
             </w:pPr>
             <w:r>
               <w:t xml:space="preserve">FOREST</w:t>
@@ -5369,6 +5475,7 @@
           <w:p>
             <w:pPr>
               <w:pStyle w:val="Compact"/>
+              <w:spacing w:before="0" w:after="0" w:line="240" w:lineRule="auto"/>
             </w:pPr>
             <w:r>
               <w:t xml:space="preserve">MOUNTAIN</w:t>
@@ -5380,6 +5487,7 @@
           <w:p>
             <w:pPr>
               <w:pStyle w:val="Compact"/>
+              <w:spacing w:before="0" w:after="0" w:line="240" w:lineRule="auto"/>
             </w:pPr>
             <w:r>
               <w:t xml:space="preserve">PROCEED</w:t>
@@ -5393,6 +5501,7 @@
           <w:p>
             <w:pPr>
               <w:pStyle w:val="Compact"/>
+              <w:spacing w:before="0" w:after="0" w:line="240" w:lineRule="auto"/>
             </w:pPr>
             <w:r>
               <w:t xml:space="preserve">18</w:t>
@@ -5404,6 +5513,7 @@
           <w:p>
             <w:pPr>
               <w:pStyle w:val="Compact"/>
+              <w:spacing w:before="0" w:after="0" w:line="240" w:lineRule="auto"/>
             </w:pPr>
             <w:r>
               <w:t xml:space="preserve">CONCEALED</w:t>
@@ -5415,6 +5525,7 @@
           <w:p>
             <w:pPr>
               <w:pStyle w:val="Compact"/>
+              <w:spacing w:before="0" w:after="0" w:line="240" w:lineRule="auto"/>
             </w:pPr>
             <w:r>
               <w:t xml:space="preserve">WINTER</w:t>
@@ -5426,6 +5537,7 @@
           <w:p>
             <w:pPr>
               <w:pStyle w:val="Compact"/>
+              <w:spacing w:before="0" w:after="0" w:line="240" w:lineRule="auto"/>
             </w:pPr>
             <w:r>
               <w:t xml:space="preserve">SUMMER</w:t>
@@ -5437,6 +5549,7 @@
           <w:p>
             <w:pPr>
               <w:pStyle w:val="Compact"/>
+              <w:spacing w:before="0" w:after="0" w:line="240" w:lineRule="auto"/>
             </w:pPr>
             <w:r>
               <w:t xml:space="preserve">STANDBY</w:t>
@@ -5450,6 +5563,7 @@
           <w:p>
             <w:pPr>
               <w:pStyle w:val="Compact"/>
+              <w:spacing w:before="0" w:after="0" w:line="240" w:lineRule="auto"/>
             </w:pPr>
             <w:r>
               <w:t xml:space="preserve">19</w:t>
@@ -5461,6 +5575,7 @@
           <w:p>
             <w:pPr>
               <w:pStyle w:val="Compact"/>
+              <w:spacing w:before="0" w:after="0" w:line="240" w:lineRule="auto"/>
             </w:pPr>
             <w:r>
               <w:t xml:space="preserve">OBSCURED</w:t>
@@ -5472,6 +5587,7 @@
           <w:p>
             <w:pPr>
               <w:pStyle w:val="Compact"/>
+              <w:spacing w:before="0" w:after="0" w:line="240" w:lineRule="auto"/>
             </w:pPr>
             <w:r>
               <w:t xml:space="preserve">ALPHA</w:t>
@@ -5483,6 +5599,7 @@
           <w:p>
             <w:pPr>
               <w:pStyle w:val="Compact"/>
+              <w:spacing w:before="0" w:after="0" w:line="240" w:lineRule="auto"/>
             </w:pPr>
             <w:r>
               <w:t xml:space="preserve">OMEGA</w:t>
@@ -5494,6 +5611,7 @@
           <w:p>
             <w:pPr>
               <w:pStyle w:val="Compact"/>
+              <w:spacing w:before="0" w:after="0" w:line="240" w:lineRule="auto"/>
             </w:pPr>
             <w:r>
               <w:t xml:space="preserve">COMMENCE</w:t>
@@ -5507,6 +5625,7 @@
           <w:p>
             <w:pPr>
               <w:pStyle w:val="Compact"/>
+              <w:spacing w:before="0" w:after="0" w:line="240" w:lineRule="auto"/>
             </w:pPr>
             <w:r>
               <w:t xml:space="preserve">20</w:t>
@@ -5518,6 +5637,7 @@
           <w:p>
             <w:pPr>
               <w:pStyle w:val="Compact"/>
+              <w:spacing w:before="0" w:after="0" w:line="240" w:lineRule="auto"/>
             </w:pPr>
             <w:r>
               <w:t xml:space="preserve">CRYPTIC</w:t>
@@ -5529,6 +5649,7 @@
           <w:p>
             <w:pPr>
               <w:pStyle w:val="Compact"/>
+              <w:spacing w:before="0" w:after="0" w:line="240" w:lineRule="auto"/>
             </w:pPr>
             <w:r>
               <w:t xml:space="preserve">BRAVO</w:t>
@@ -5540,6 +5661,7 @@
           <w:p>
             <w:pPr>
               <w:pStyle w:val="Compact"/>
+              <w:spacing w:before="0" w:after="0" w:line="240" w:lineRule="auto"/>
             </w:pPr>
             <w:r>
               <w:t xml:space="preserve">DELTA</w:t>
@@ -5551,6 +5673,7 @@
           <w:p>
             <w:pPr>
               <w:pStyle w:val="Compact"/>
+              <w:spacing w:before="0" w:after="0" w:line="240" w:lineRule="auto"/>
             </w:pPr>
             <w:r>
               <w:t xml:space="preserve">FINALIZE</w:t>
@@ -5908,7 +6031,7 @@
     <w:multiLevelType w:val="multilevel"/>
     <w:lvl w:ilvl="0">
       <w:numFmt w:val="bullet"/>
-      <w:lvlText w:val="–"/>
+      <w:lvlText w:val=" "/>
       <w:lvlJc w:val="left"/>
       <w:pPr>
         <w:ind w:left="1134" w:hanging="425"/>
@@ -5916,7 +6039,7 @@
     </w:lvl>
     <w:lvl w:ilvl="1">
       <w:numFmt w:val="bullet"/>
-      <w:lvlText w:val="–"/>
+      <w:lvlText w:val=" "/>
       <w:lvlJc w:val="left"/>
       <w:pPr>
         <w:ind w:left="1701" w:hanging="425"/>
@@ -5924,7 +6047,7 @@
     </w:lvl>
     <w:lvl w:ilvl="2">
       <w:numFmt w:val="bullet"/>
-      <w:lvlText w:val="–"/>
+      <w:lvlText w:val=" "/>
       <w:lvlJc w:val="left"/>
       <w:pPr>
         <w:ind w:left="2268" w:hanging="425"/>
@@ -5932,7 +6055,7 @@
     </w:lvl>
     <w:lvl w:ilvl="3">
       <w:numFmt w:val="bullet"/>
-      <w:lvlText w:val="–"/>
+      <w:lvlText w:val=" "/>
       <w:lvlJc w:val="left"/>
       <w:pPr>
         <w:ind w:left="2835" w:hanging="425"/>
@@ -5940,7 +6063,7 @@
     </w:lvl>
     <w:lvl w:ilvl="4">
       <w:numFmt w:val="bullet"/>
-      <w:lvlText w:val="–"/>
+      <w:lvlText w:val=" "/>
       <w:lvlJc w:val="left"/>
       <w:pPr>
         <w:ind w:left="3402" w:hanging="425"/>
@@ -5948,7 +6071,7 @@
     </w:lvl>
     <w:lvl w:ilvl="5">
       <w:numFmt w:val="bullet"/>
-      <w:lvlText w:val="–"/>
+      <w:lvlText w:val=" "/>
       <w:lvlJc w:val="left"/>
       <w:pPr>
         <w:ind w:left="3969" w:hanging="425"/>
@@ -5956,7 +6079,7 @@
     </w:lvl>
     <w:lvl w:ilvl="6">
       <w:numFmt w:val="bullet"/>
-      <w:lvlText w:val="–"/>
+      <w:lvlText w:val=" "/>
       <w:lvlJc w:val="left"/>
       <w:pPr>
         <w:ind w:left="4536" w:hanging="425"/>
@@ -5964,7 +6087,7 @@
     </w:lvl>
     <w:lvl w:ilvl="7">
       <w:numFmt w:val="bullet"/>
-      <w:lvlText w:val="–"/>
+      <w:lvlText w:val=" "/>
       <w:lvlJc w:val="left"/>
       <w:pPr>
         <w:ind w:left="5103" w:hanging="425"/>
@@ -5972,7 +6095,7 @@
     </w:lvl>
     <w:lvl w:ilvl="8">
       <w:numFmt w:val="bullet"/>
-      <w:lvlText w:val="–"/>
+      <w:lvlText w:val=" "/>
       <w:lvlJc w:val="left"/>
       <w:pPr>
         <w:ind w:left="5670" w:hanging="425"/>
@@ -7008,6 +7131,31 @@
       </w:tblCellMar>
     </w:tblPr>
   </w:style>
+  <w:style w:customStyle="1" w:styleId="Conclusion" w:type="paragraph">
+    <w:name w:val="Conclusion"/>
+    <w:basedOn w:val="BodyText"/>
+    <w:next w:val="BodyText"/>
+    <w:qFormat/>
+    <w:pPr>
+      <w:keepNext/>
+      <w:spacing w:after="0" w:before="240" w:line="312" w:lineRule="auto"/>
+    </w:pPr>
+  </w:style>
+  <w:style w:styleId="Header" w:type="paragraph">
+    <w:name w:val="header"/>
+    <w:basedOn w:val="Normal"/>
+    <w:qFormat/>
+    <w:pPr>
+      <w:spacing w:after="0" w:before="0" w:line="240" w:lineRule="auto"/>
+      <w:ind w:firstLine="0"/>
+      <w:jc w:val="right"/>
+    </w:pPr>
+    <w:rPr>
+      <w:rFonts w:ascii="Times New Roman" w:cs="Times New Roman" w:eastAsia="Times New Roman" w:hAnsi="Times New Roman"/>
+      <w:sz w:val="28"/>
+      <w:szCs w:val="28"/>
+    </w:rPr>
+  </w:style>
   <w:style w:type="paragraph" w:customStyle="1" w:styleId="TableCaption">
     <w:name w:val="TableCaption"/>
     <w:basedOn w:val="BodyText"/>
